--- a/criador informal/Anexo_Jurisprudencia_Doutrina_DL314.docx
+++ b/criador informal/Anexo_Jurisprudencia_Doutrina_DL314.docx
@@ -45,7 +45,7 @@
           <w:color w:val="5C7891"/>
           <w:sz w:val="22"/>
         </w:rPr>
-        <w:t>Elementos jurisprudenciais, doutrinais e de prática administrativa recolhidos em apoio da interpretação exposta no anexo de delimitação</w:t>
+        <w:t>Elementos jurisprudenciais, doutrinais e de prática administrativa recolhidos sobre a aplicação do artigo 3.º, incluindo os de sentido divergente</w:t>
       </w:r>
     </w:p>
     <w:p>
@@ -123,7 +123,7 @@
                 <w:color w:val="2B2B2B"/>
                 <w:sz w:val="18"/>
               </w:rPr>
-              <w:t>Este anexo reúne os elementos externos que sustentam a conclusão do anexo de delimitação: os limites de alojamento por prédio do artigo 3.º do Decreto-Lei n.º 314/2003 não constituem limiar de capacidade dos estabelecimentos de criação. A pesquisa cobriu a base de dados do Instituto de Gestão Financeira e Equipamentos da Justiça (dgsi.pt) em todas as bases disponíveis, a jurisprudência do Tribunal Constitucional, doutrina publicada e prática administrativa. Os limites da pesquisa constam do ponto 11.</w:t>
+              <w:t>Este anexo reúne o material externo recolhido sobre a aplicação do artigo 3.º do Decreto-Lei n.º 314/2003 — genealogia da norma, jurisprudência constitucional, administrativa e comum, doutrina e prática administrativa. Serve de suporte documental ao anexo de delimitação e segue o mesmo critério: os elementos que apontam em sentido divergente da conclusão são aqui transcritos e discutidos, e não remetidos para nota de rodapé. A pesquisa cobriu a base de dados dgsi.pt em todas as bases disponíveis e a jurisprudência do Tribunal Constitucional. Os limites do método constam do ponto 11.</w:t>
             </w:r>
           </w:p>
         </w:tc>
@@ -3197,7 +3197,7 @@
           <w:color w:val="35506B"/>
           <w:sz w:val="27"/>
         </w:rPr>
-        <w:t>O anexo I do Decreto-Lei n.º 276/2001</w:t>
+        <w:t>O dimensionamento por superfície no Decreto-Lei n.º 276/2001</w:t>
       </w:r>
     </w:p>
     <w:p>
@@ -3224,6 +3224,84 @@
         </w:rPr>
         <w:t>O argumento anterior confirma-se pelo modo como o próprio diploma dos alojamentos dimensiona a capacidade: por superfície disponível por animal, e não por contagem de cabeças.</w:t>
       </w:r>
+    </w:p>
+    <w:tbl>
+      <w:tblPr>
+        <w:tblW w:type="auto" w:w="0"/>
+        <w:jc w:val="center"/>
+        <w:tblBorders>
+          <w:top w:val="nil"/>
+          <w:left w:val="nil"/>
+          <w:bottom w:val="nil"/>
+          <w:right w:val="nil"/>
+          <w:insideH w:val="nil"/>
+          <w:insideV w:val="nil"/>
+        </w:tblBorders>
+        <w:tblLayout w:type="fixed"/>
+        <w:tblLook w:firstColumn="1" w:firstRow="1" w:lastColumn="0" w:lastRow="0" w:noHBand="0" w:noVBand="1" w:val="04A0"/>
+      </w:tblPr>
+      <w:tblGrid>
+        <w:gridCol w:w="9412"/>
+      </w:tblGrid>
+      <w:tr>
+        <w:trPr>
+          <w:cantSplit/>
+        </w:trPr>
+        <w:tc>
+          <w:tcPr>
+            <w:tcW w:type="dxa" w:w="9411"/>
+            <w:tcBorders>
+              <w:top w:val="nil"/>
+              <w:left w:val="single" w:sz="18" w:space="0" w:color="A9C2D8"/>
+              <w:bottom w:val="nil"/>
+              <w:right w:val="nil"/>
+            </w:tcBorders>
+            <w:shd w:val="clear" w:color="auto" w:fill="F3F6F9"/>
+            <w:tcMar>
+              <w:top w:w="130" w:type="dxa"/>
+              <w:bottom w:w="130" w:type="dxa"/>
+              <w:left w:w="200" w:type="dxa"/>
+              <w:right w:w="180" w:type="dxa"/>
+            </w:tcMar>
+          </w:tcPr>
+          <w:p>
+            <w:pPr>
+              <w:spacing w:before="0" w:after="0" w:line="293" w:lineRule="auto"/>
+              <w:jc w:val="both"/>
+            </w:pPr>
+            <w:r>
+              <w:rPr>
+                <w:rFonts w:ascii="Aptos" w:hAnsi="Aptos" w:cs="Aptos" w:eastAsia="Aptos"/>
+                <w:b w:val="0"/>
+                <w:i/>
+                <w:color w:val="2B2B2B"/>
+                <w:sz w:val="19"/>
+              </w:rPr>
+              <w:t>e) A superfície mínima do chão do recinto para uma cadela e respetiva ninhada deve estar compreendida entre 4 m2 e 6 m2.</w:t>
+            </w:r>
+          </w:p>
+          <w:p>
+            <w:pPr>
+              <w:spacing w:before="120" w:after="0" w:line="293" w:lineRule="auto"/>
+            </w:pPr>
+            <w:r>
+              <w:rPr>
+                <w:rFonts w:ascii="Aptos" w:hAnsi="Aptos" w:cs="Aptos" w:eastAsia="Aptos"/>
+                <w:b w:val="0"/>
+                <w:i w:val="0"/>
+                <w:color w:val="7C8894"/>
+                <w:sz w:val="15"/>
+              </w:rPr>
+              <w:t>Al. e) do anexo III do Decreto-Lei n.º 276/2001, para que remete o n.º 1 do artigo 27.º</w:t>
+            </w:r>
+          </w:p>
+        </w:tc>
+      </w:tr>
+    </w:tbl>
+    <w:p>
+      <w:pPr>
+        <w:spacing w:before="0" w:after="180" w:line="293" w:lineRule="auto"/>
+      </w:pPr>
     </w:p>
     <w:tbl>
       <w:tblPr>
@@ -3277,23 +3355,7 @@
                 <w:color w:val="2B2B2B"/>
                 <w:sz w:val="19"/>
               </w:rPr>
-              <w:t>Num canil, cada animal deverá dispor de uma superfície de base de, pelo menos, 1,22 m × 1,22 m;</w:t>
-            </w:r>
-          </w:p>
-          <w:p>
-            <w:pPr>
-              <w:spacing w:before="0" w:after="80" w:line="293" w:lineRule="auto"/>
-              <w:jc w:val="both"/>
-            </w:pPr>
-            <w:r>
-              <w:rPr>
-                <w:rFonts w:ascii="Aptos" w:hAnsi="Aptos" w:cs="Aptos" w:eastAsia="Aptos"/>
-                <w:b w:val="0"/>
-                <w:i/>
-                <w:color w:val="2B2B2B"/>
-                <w:sz w:val="19"/>
-              </w:rPr>
-              <w:t>Um recinto com as dimensões 1,50 m × 3 m não poderá alojar mais de dois cães de raça média ou grande, ou três cães de raça pequena.</w:t>
+              <w:t>Num canil, cada animal deve dispor de uma superfície de base de, pelo menos, 1,22 m x 1,22 m;</w:t>
             </w:r>
           </w:p>
           <w:p>
@@ -3309,7 +3371,7 @@
                 <w:color w:val="2B2B2B"/>
                 <w:sz w:val="19"/>
               </w:rPr>
-              <w:t>A superfície mínima do chão do recinto para uma cadela e respectiva ninhada deve estar compreendida entre 4 m² e 6 m².</w:t>
+              <w:t>Um recinto com as dimensões 1,50 m x 3 m não pode alojar mais de dois cães de raça média ou grande, ou três cães de raça pequena.</w:t>
             </w:r>
           </w:p>
           <w:p>
@@ -3324,7 +3386,80 @@
                 <w:color w:val="7C8894"/>
                 <w:sz w:val="15"/>
               </w:rPr>
-              <w:t>Anexo I do Decreto-Lei n.º 276/2001, para que remete o n.º 6 do artigo 25.º</w:t>
+              <w:t>Al. g.2) do anexo III do Decreto-Lei n.º 276/2001</w:t>
+            </w:r>
+          </w:p>
+        </w:tc>
+      </w:tr>
+    </w:tbl>
+    <w:p>
+      <w:pPr>
+        <w:spacing w:before="0" w:after="180" w:line="293" w:lineRule="auto"/>
+      </w:pPr>
+    </w:p>
+    <w:tbl>
+      <w:tblPr>
+        <w:tblW w:type="auto" w:w="0"/>
+        <w:jc w:val="center"/>
+        <w:tblBorders>
+          <w:top w:val="nil"/>
+          <w:left w:val="nil"/>
+          <w:bottom w:val="nil"/>
+          <w:right w:val="nil"/>
+          <w:insideH w:val="nil"/>
+          <w:insideV w:val="nil"/>
+        </w:tblBorders>
+        <w:tblLayout w:type="fixed"/>
+        <w:tblLook w:firstColumn="1" w:firstRow="1" w:lastColumn="0" w:lastRow="0" w:noHBand="0" w:noVBand="1" w:val="04A0"/>
+      </w:tblPr>
+      <w:tblGrid>
+        <w:gridCol w:w="9412"/>
+      </w:tblGrid>
+      <w:tr>
+        <w:trPr>
+          <w:cantSplit/>
+        </w:trPr>
+        <w:tc>
+          <w:tcPr>
+            <w:tcW w:type="dxa" w:w="9411"/>
+            <w:tcBorders>
+              <w:top w:val="nil"/>
+              <w:left w:val="single" w:sz="18" w:space="0" w:color="E0BEBA"/>
+              <w:bottom w:val="nil"/>
+              <w:right w:val="nil"/>
+            </w:tcBorders>
+            <w:shd w:val="clear" w:color="auto" w:fill="FAF2F1"/>
+            <w:tcMar>
+              <w:top w:w="130" w:type="dxa"/>
+              <w:bottom w:w="130" w:type="dxa"/>
+              <w:left w:w="200" w:type="dxa"/>
+              <w:right w:w="180" w:type="dxa"/>
+            </w:tcMar>
+          </w:tcPr>
+          <w:p>
+            <w:pPr>
+              <w:spacing w:before="0" w:after="0" w:line="293" w:lineRule="auto"/>
+              <w:jc w:val="both"/>
+            </w:pPr>
+            <w:r>
+              <w:rPr>
+                <w:rFonts w:ascii="Aptos" w:hAnsi="Aptos" w:cs="Aptos" w:eastAsia="Aptos"/>
+                <w:b/>
+                <w:i w:val="0"/>
+                <w:color w:val="2B2B2B"/>
+                <w:sz w:val="19"/>
+              </w:rPr>
+              <w:t>Precisão quanto ao alcance.</w:t>
+            </w:r>
+            <w:r>
+              <w:rPr>
+                <w:rFonts w:ascii="Aptos" w:hAnsi="Aptos" w:cs="Aptos" w:eastAsia="Aptos"/>
+                <w:b w:val="0"/>
+                <w:i w:val="0"/>
+                <w:color w:val="2B2B2B"/>
+                <w:sz w:val="19"/>
+              </w:rPr>
+              <w:t xml:space="preserve"> A al. g) do anexo III respeita a centros de recolha oficiais e a hospedagem sem fins lucrativos, não aos alojamentos de criação, cujas medidas constam da al. d). O valor do elemento não está, por isso, na aplicação direta daquelas medidas aos criadores, mas no método: a lei dimensiona o alojamento por superfície disponível por animal e nunca por contagem de cabeças.</w:t>
             </w:r>
           </w:p>
         </w:tc>
@@ -3348,7 +3483,7 @@
           <w:color w:val="2B2B2B"/>
           <w:sz w:val="20"/>
         </w:rPr>
-        <w:t>Se o teto de quatro ou de seis animais valesse para os alojamentos, todo este sistema de dimensionamento seria inútil: nenhum estabelecimento chegaria alguma vez ao ponto em que as medidas do anexo se tornam operativas. A existência do anexo pressupõe, necessariamente, alojamentos com mais animais do que os limites do diploma da raiva admitem por fogo.</w:t>
+        <w:t>O argumento que daqui se extrai deve ser formulado com esta contenção. Não se demonstra que o anexo III pressuponha necessariamente estabelecimentos acima dos limites do diploma da raiva — demonstra-se que o critério de capacidade do Decreto-Lei n.º 276/2001 é de outra natureza, e que o diploma dispõe de regime próprio para a fixar, o que retira fundamento à integração por recurso a norma de diploma com objeto diverso.</w:t>
       </w:r>
     </w:p>
     <w:p>
@@ -3724,7 +3859,7 @@
           <w:color w:val="35506B"/>
           <w:sz w:val="27"/>
         </w:rPr>
-        <w:t>Elemento em sentido aparentemente contrário</w:t>
+        <w:t>Elementos em sentido divergente</w:t>
       </w:r>
     </w:p>
     <w:p>
@@ -3749,7 +3884,23 @@
           <w:color w:val="2B2B2B"/>
           <w:sz w:val="20"/>
         </w:rPr>
-        <w:t>Por dever de rigor assinala-se a única decisão recolhida que aplica o artigo 3.º a uma instalação descrita como canil.</w:t>
+        <w:t>Dois elementos recolhidos apontam em sentido contrário à leitura restritiva do alcance do artigo 3.º e são aqui tratados em texto, não em ressalva.</w:t>
+      </w:r>
+    </w:p>
+    <w:p>
+      <w:pPr>
+        <w:keepNext/>
+        <w:spacing w:before="200" w:after="60" w:line="293" w:lineRule="auto"/>
+      </w:pPr>
+      <w:r>
+        <w:rPr>
+          <w:rFonts w:ascii="Aptos" w:hAnsi="Aptos" w:cs="Aptos" w:eastAsia="Aptos"/>
+          <w:b/>
+          <w:i w:val="0"/>
+          <w:color w:val="5C7891"/>
+          <w:sz w:val="19"/>
+        </w:rPr>
+        <w:t>10.1  O artigo 3.º aplicado a uma instalação descrita como canil</w:t>
       </w:r>
     </w:p>
     <w:tbl>
@@ -3843,7 +3994,7 @@
           <w:color w:val="2B2B2B"/>
           <w:sz w:val="20"/>
         </w:rPr>
-        <w:t>A decisão não infirma a conclusão deste anexo, por três razões cumulativas.</w:t>
+        <w:t>O caso envolvia mais de cinquenta cães de grande porte no logradouro de uma vivenda geminada. Mostra que o artigo 3.º é efetivamente mobilizado contra instalações que são, de facto, canis, e não apenas contra a detenção familiar. Três circunstâncias limitam, porém, o alcance que dele se pode extrair.</w:t>
       </w:r>
     </w:p>
     <w:p>
@@ -4003,7 +4154,149 @@
           <w:color w:val="2B2B2B"/>
           <w:sz w:val="20"/>
         </w:rPr>
-        <w:t>Retira-se daqui uma precisão útil: o n.º 1 do artigo 3.º pode alcançar qualquer situação de alojamento insalubre, incluindo a de um estabelecimento não titulado. O que não faz, em caso algum, é fixar a lotação de um estabelecimento regularmente autorizado, matéria que o Decreto-Lei n.º 276/2001 regula por declaração na comunicação prévia e pelos parâmetros do seu anexo I.</w:t>
+        <w:t>Retira-se daqui uma precisão útil: o n.º 1 do artigo 3.º pode alcançar qualquer situação de alojamento insalubre, incluindo a de um estabelecimento não titulado. Não se encontrou, em contrapartida, decisão que dele extraia a lotação de um estabelecimento regularmente autorizado — matéria que o Decreto-Lei n.º 276/2001 regula por declaração na comunicação prévia e pelos parâmetros do seu anexo III.</w:t>
+      </w:r>
+    </w:p>
+    <w:p>
+      <w:pPr>
+        <w:spacing w:before="0" w:after="140" w:line="293" w:lineRule="auto"/>
+        <w:jc w:val="both"/>
+      </w:pPr>
+      <w:r>
+        <w:rPr>
+          <w:rFonts w:ascii="Aptos" w:hAnsi="Aptos" w:cs="Aptos" w:eastAsia="Aptos"/>
+          <w:b w:val="0"/>
+          <w:i w:val="0"/>
+          <w:color w:val="2B2B2B"/>
+          <w:sz w:val="20"/>
+        </w:rPr>
+        <w:t>Merece registo um segundo aspeto do mesmo aresto, incómodo para qualquer das teses: o Decreto-Lei n.º 276/2001 não é sequer mencionado, apesar de estar em causa uma instalação que, com cinquenta cães, seria manifestamente um alojamento não titulado. A leitura mais natural não é a de que o diploma dos alojamentos não se aplicava, mas a de que a via sanitária e a tutela da personalidade foram as escolhidas por serem as eficazes.</w:t>
+      </w:r>
+    </w:p>
+    <w:p>
+      <w:pPr>
+        <w:keepNext/>
+        <w:spacing w:before="200" w:after="60" w:line="293" w:lineRule="auto"/>
+      </w:pPr>
+      <w:r>
+        <w:rPr>
+          <w:rFonts w:ascii="Aptos" w:hAnsi="Aptos" w:cs="Aptos" w:eastAsia="Aptos"/>
+          <w:b/>
+          <w:i w:val="0"/>
+          <w:color w:val="5C7891"/>
+          <w:sz w:val="19"/>
+        </w:rPr>
+        <w:t>10.2  O artigo 3.º como regra geral de vizinhança</w:t>
+      </w:r>
+    </w:p>
+    <w:p>
+      <w:pPr>
+        <w:spacing w:before="0" w:after="140" w:line="293" w:lineRule="auto"/>
+        <w:jc w:val="both"/>
+      </w:pPr>
+      <w:r>
+        <w:rPr>
+          <w:rFonts w:ascii="Aptos" w:hAnsi="Aptos" w:cs="Aptos" w:eastAsia="Aptos"/>
+          <w:b w:val="0"/>
+          <w:i w:val="0"/>
+          <w:color w:val="2B2B2B"/>
+          <w:sz w:val="20"/>
+        </w:rPr>
+        <w:t>A doutrina citada no ponto 8 sustenta que os limites do artigo 3.º valem apenas para efeitos de prevenção de zoonoses e que seria abusivo deles extrair uma limitação geral. Essa posição não foi acolhida pelo Tribunal da Relação de Guimarães, que integrou o preceito no elenco das regras de higiene, sossego e boa vizinhança relevantes para a resolução do contrato de arrendamento, a par do Regulamento Geral do Ruído e das restrições de vizinhança do Código Civil.</w:t>
+      </w:r>
+    </w:p>
+    <w:tbl>
+      <w:tblPr>
+        <w:tblW w:type="auto" w:w="0"/>
+        <w:jc w:val="center"/>
+        <w:tblBorders>
+          <w:top w:val="nil"/>
+          <w:left w:val="nil"/>
+          <w:bottom w:val="nil"/>
+          <w:right w:val="nil"/>
+          <w:insideH w:val="nil"/>
+          <w:insideV w:val="nil"/>
+        </w:tblBorders>
+        <w:tblLayout w:type="fixed"/>
+        <w:tblLook w:firstColumn="1" w:firstRow="1" w:lastColumn="0" w:lastRow="0" w:noHBand="0" w:noVBand="1" w:val="04A0"/>
+      </w:tblPr>
+      <w:tblGrid>
+        <w:gridCol w:w="9412"/>
+      </w:tblGrid>
+      <w:tr>
+        <w:trPr>
+          <w:cantSplit/>
+        </w:trPr>
+        <w:tc>
+          <w:tcPr>
+            <w:tcW w:type="dxa" w:w="9411"/>
+            <w:tcBorders>
+              <w:top w:val="nil"/>
+              <w:left w:val="single" w:sz="18" w:space="0" w:color="A9C2D8"/>
+              <w:bottom w:val="nil"/>
+              <w:right w:val="nil"/>
+            </w:tcBorders>
+            <w:shd w:val="clear" w:color="auto" w:fill="F3F6F9"/>
+            <w:tcMar>
+              <w:top w:w="130" w:type="dxa"/>
+              <w:bottom w:w="130" w:type="dxa"/>
+              <w:left w:w="200" w:type="dxa"/>
+              <w:right w:w="180" w:type="dxa"/>
+            </w:tcMar>
+          </w:tcPr>
+          <w:p>
+            <w:pPr>
+              <w:spacing w:before="0" w:after="0" w:line="293" w:lineRule="auto"/>
+              <w:jc w:val="both"/>
+            </w:pPr>
+            <w:r>
+              <w:rPr>
+                <w:rFonts w:ascii="Aptos" w:hAnsi="Aptos" w:cs="Aptos" w:eastAsia="Aptos"/>
+                <w:b w:val="0"/>
+                <w:i/>
+                <w:color w:val="2B2B2B"/>
+                <w:sz w:val="19"/>
+              </w:rPr>
+              <w:t>[…] o DL n.º 314/2003, de 17 de Dezembro, que aprova o Programa Nacional de Luta e Vigilância Epidemiológica da Raiva e que em cuja art.º 3º n.º 2 dispõe que nos prédios urbanos podem ser alojados até três cães ou quatro gatos adultos por cada fogo, não podendo no total ser excedido o número de quatro animais […] e cujo n.º 3 dispõe que [n]o caso de fracções autónomas em regime de propriedade horizontal, o regulamento do condomínio pode estabelecer um limite de animais inferior ao previsto no número anterior;</w:t>
+            </w:r>
+          </w:p>
+          <w:p>
+            <w:pPr>
+              <w:spacing w:before="120" w:after="0" w:line="293" w:lineRule="auto"/>
+            </w:pPr>
+            <w:r>
+              <w:rPr>
+                <w:rFonts w:ascii="Aptos" w:hAnsi="Aptos" w:cs="Aptos" w:eastAsia="Aptos"/>
+                <w:b w:val="0"/>
+                <w:i w:val="0"/>
+                <w:color w:val="7C8894"/>
+                <w:sz w:val="15"/>
+              </w:rPr>
+              <w:t>Acórdão do Tribunal da Relação de Guimarães de 19 de maio de 2022, processo n.º 119/20.1T8FAF.G1, a propósito da al. a) do n.º 2 do artigo 1083.º do Código Civil</w:t>
+            </w:r>
+          </w:p>
+        </w:tc>
+      </w:tr>
+    </w:tbl>
+    <w:p>
+      <w:pPr>
+        <w:spacing w:before="0" w:after="180" w:line="293" w:lineRule="auto"/>
+      </w:pPr>
+    </w:p>
+    <w:p>
+      <w:pPr>
+        <w:spacing w:before="0" w:after="140" w:line="293" w:lineRule="auto"/>
+        <w:jc w:val="both"/>
+      </w:pPr>
+      <w:r>
+        <w:rPr>
+          <w:rFonts w:ascii="Aptos" w:hAnsi="Aptos" w:cs="Aptos" w:eastAsia="Aptos"/>
+          <w:b w:val="0"/>
+          <w:i w:val="0"/>
+          <w:color w:val="2B2B2B"/>
+          <w:sz w:val="20"/>
+        </w:rPr>
+        <w:t>O elemento é relevante e não deve ser minimizado: mostra que os limites do artigo 3.º são mobilizados como padrão de conduta fora do domínio da polícia sanitária. Não respeita, ainda assim, à questão da capacidade de estabelecimentos, e é isso — e só isso — que o distingue da questão aqui tratada.</w:t>
       </w:r>
     </w:p>
     <w:p>
@@ -4233,6 +4526,290 @@
         <w:spacing w:before="0" w:after="160" w:line="40" w:lineRule="exact"/>
       </w:pPr>
     </w:p>
+    <w:p>
+      <w:pPr>
+        <w:spacing w:before="0" w:after="140" w:line="293" w:lineRule="auto"/>
+        <w:jc w:val="both"/>
+      </w:pPr>
+      <w:r>
+        <w:rPr>
+          <w:rFonts w:ascii="Aptos" w:hAnsi="Aptos" w:cs="Aptos" w:eastAsia="Aptos"/>
+          <w:b w:val="0"/>
+          <w:i w:val="0"/>
+          <w:color w:val="2B2B2B"/>
+          <w:sz w:val="20"/>
+        </w:rPr>
+        <w:t>O material recolhido consente a seguinte leitura de conjunto, e não mais do que ela.</w:t>
+      </w:r>
+    </w:p>
+    <w:p>
+      <w:pPr>
+        <w:spacing w:before="0" w:after="80" w:line="293" w:lineRule="auto"/>
+        <w:ind w:left="351" w:hanging="351"/>
+        <w:jc w:val="both"/>
+      </w:pPr>
+      <w:r>
+        <w:rPr>
+          <w:rFonts w:ascii="Aptos" w:hAnsi="Aptos" w:cs="Aptos" w:eastAsia="Aptos"/>
+          <w:b w:val="0"/>
+          <w:i w:val="0"/>
+          <w:color w:val="7C8894"/>
+          <w:sz w:val="20"/>
+        </w:rPr>
+        <w:t>—</w:t>
+        <w:tab/>
+      </w:r>
+      <w:r>
+        <w:rPr>
+          <w:rFonts w:ascii="Aptos" w:hAnsi="Aptos" w:cs="Aptos" w:eastAsia="Aptos"/>
+          <w:b w:val="0"/>
+          <w:i w:val="0"/>
+          <w:color w:val="2B2B2B"/>
+          <w:sz w:val="20"/>
+        </w:rPr>
+        <w:t xml:space="preserve">A </w:t>
+      </w:r>
+      <w:r>
+        <w:rPr>
+          <w:rFonts w:ascii="Aptos" w:hAnsi="Aptos" w:cs="Aptos" w:eastAsia="Aptos"/>
+          <w:b/>
+          <w:i w:val="0"/>
+          <w:color w:val="2B2B2B"/>
+          <w:sz w:val="20"/>
+        </w:rPr>
+        <w:t>genealogia</w:t>
+      </w:r>
+      <w:r>
+        <w:rPr>
+          <w:rFonts w:ascii="Aptos" w:hAnsi="Aptos" w:cs="Aptos" w:eastAsia="Aptos"/>
+          <w:b w:val="0"/>
+          <w:i w:val="0"/>
+          <w:color w:val="2B2B2B"/>
+          <w:sz w:val="20"/>
+        </w:rPr>
+        <w:t xml:space="preserve"> da norma, que remonta ao artigo 10.º do Decreto-Lei n.º 317/85, teve sempre por objeto a permanência de animais em habitações.</w:t>
+      </w:r>
+    </w:p>
+    <w:p>
+      <w:pPr>
+        <w:spacing w:before="0" w:after="80" w:line="293" w:lineRule="auto"/>
+        <w:ind w:left="351" w:hanging="351"/>
+        <w:jc w:val="both"/>
+      </w:pPr>
+      <w:r>
+        <w:rPr>
+          <w:rFonts w:ascii="Aptos" w:hAnsi="Aptos" w:cs="Aptos" w:eastAsia="Aptos"/>
+          <w:b w:val="0"/>
+          <w:i w:val="0"/>
+          <w:color w:val="7C8894"/>
+          <w:sz w:val="20"/>
+        </w:rPr>
+        <w:t>—</w:t>
+        <w:tab/>
+      </w:r>
+      <w:r>
+        <w:rPr>
+          <w:rFonts w:ascii="Aptos" w:hAnsi="Aptos" w:cs="Aptos" w:eastAsia="Aptos"/>
+          <w:b w:val="0"/>
+          <w:i w:val="0"/>
+          <w:color w:val="2B2B2B"/>
+          <w:sz w:val="20"/>
+        </w:rPr>
+        <w:t xml:space="preserve">A </w:t>
+      </w:r>
+      <w:r>
+        <w:rPr>
+          <w:rFonts w:ascii="Aptos" w:hAnsi="Aptos" w:cs="Aptos" w:eastAsia="Aptos"/>
+          <w:b/>
+          <w:i w:val="0"/>
+          <w:color w:val="2B2B2B"/>
+          <w:sz w:val="20"/>
+        </w:rPr>
+        <w:t>jurisprudência constitucional</w:t>
+      </w:r>
+      <w:r>
+        <w:rPr>
+          <w:rFonts w:ascii="Aptos" w:hAnsi="Aptos" w:cs="Aptos" w:eastAsia="Aptos"/>
+          <w:b w:val="0"/>
+          <w:i w:val="0"/>
+          <w:color w:val="2B2B2B"/>
+          <w:sz w:val="20"/>
+        </w:rPr>
+        <w:t xml:space="preserve"> qualifica-a, há quarenta anos, como matéria de polícia sanitária municipal, com uma declaração de inconstitucionalidade com força obrigatória geral.</w:t>
+      </w:r>
+    </w:p>
+    <w:p>
+      <w:pPr>
+        <w:spacing w:before="0" w:after="80" w:line="293" w:lineRule="auto"/>
+        <w:ind w:left="351" w:hanging="351"/>
+        <w:jc w:val="both"/>
+      </w:pPr>
+      <w:r>
+        <w:rPr>
+          <w:rFonts w:ascii="Aptos" w:hAnsi="Aptos" w:cs="Aptos" w:eastAsia="Aptos"/>
+          <w:b w:val="0"/>
+          <w:i w:val="0"/>
+          <w:color w:val="7C8894"/>
+          <w:sz w:val="20"/>
+        </w:rPr>
+        <w:t>—</w:t>
+        <w:tab/>
+      </w:r>
+      <w:r>
+        <w:rPr>
+          <w:rFonts w:ascii="Aptos" w:hAnsi="Aptos" w:cs="Aptos" w:eastAsia="Aptos"/>
+          <w:b w:val="0"/>
+          <w:i w:val="0"/>
+          <w:color w:val="2B2B2B"/>
+          <w:sz w:val="20"/>
+        </w:rPr>
+        <w:t xml:space="preserve">A </w:t>
+      </w:r>
+      <w:r>
+        <w:rPr>
+          <w:rFonts w:ascii="Aptos" w:hAnsi="Aptos" w:cs="Aptos" w:eastAsia="Aptos"/>
+          <w:b/>
+          <w:i w:val="0"/>
+          <w:color w:val="2B2B2B"/>
+          <w:sz w:val="20"/>
+        </w:rPr>
+        <w:t>jurisprudência administrativa</w:t>
+      </w:r>
+      <w:r>
+        <w:rPr>
+          <w:rFonts w:ascii="Aptos" w:hAnsi="Aptos" w:cs="Aptos" w:eastAsia="Aptos"/>
+          <w:b w:val="0"/>
+          <w:i w:val="0"/>
+          <w:color w:val="2B2B2B"/>
+          <w:sz w:val="20"/>
+        </w:rPr>
+        <w:t xml:space="preserve"> aplica-a à detenção em prédios, mesmo perante números elevados de animais, e trata os estabelecimentos num plano distinto, o do licenciamento.</w:t>
+      </w:r>
+    </w:p>
+    <w:p>
+      <w:pPr>
+        <w:spacing w:before="0" w:after="80" w:line="293" w:lineRule="auto"/>
+        <w:ind w:left="351" w:hanging="351"/>
+        <w:jc w:val="both"/>
+      </w:pPr>
+      <w:r>
+        <w:rPr>
+          <w:rFonts w:ascii="Aptos" w:hAnsi="Aptos" w:cs="Aptos" w:eastAsia="Aptos"/>
+          <w:b w:val="0"/>
+          <w:i w:val="0"/>
+          <w:color w:val="7C8894"/>
+          <w:sz w:val="20"/>
+        </w:rPr>
+        <w:t>—</w:t>
+        <w:tab/>
+      </w:r>
+      <w:r>
+        <w:rPr>
+          <w:rFonts w:ascii="Aptos" w:hAnsi="Aptos" w:cs="Aptos" w:eastAsia="Aptos"/>
+          <w:b w:val="0"/>
+          <w:i w:val="0"/>
+          <w:color w:val="2B2B2B"/>
+          <w:sz w:val="20"/>
+        </w:rPr>
+        <w:t xml:space="preserve">A </w:t>
+      </w:r>
+      <w:r>
+        <w:rPr>
+          <w:rFonts w:ascii="Aptos" w:hAnsi="Aptos" w:cs="Aptos" w:eastAsia="Aptos"/>
+          <w:b/>
+          <w:i w:val="0"/>
+          <w:color w:val="2B2B2B"/>
+          <w:sz w:val="20"/>
+        </w:rPr>
+        <w:t>doutrina</w:t>
+      </w:r>
+      <w:r>
+        <w:rPr>
+          <w:rFonts w:ascii="Aptos" w:hAnsi="Aptos" w:cs="Aptos" w:eastAsia="Aptos"/>
+          <w:b w:val="0"/>
+          <w:i w:val="0"/>
+          <w:color w:val="2B2B2B"/>
+          <w:sz w:val="20"/>
+        </w:rPr>
+        <w:t xml:space="preserve"> recusa extrair do preceito uma limitação geral — mas essa posição não foi acolhida pela jurisprudência civil, como o ponto 10.2 demonstra.</w:t>
+      </w:r>
+    </w:p>
+    <w:p>
+      <w:pPr>
+        <w:spacing w:before="0" w:after="80" w:line="293" w:lineRule="auto"/>
+        <w:ind w:left="351" w:hanging="351"/>
+        <w:jc w:val="both"/>
+      </w:pPr>
+      <w:r>
+        <w:rPr>
+          <w:rFonts w:ascii="Aptos" w:hAnsi="Aptos" w:cs="Aptos" w:eastAsia="Aptos"/>
+          <w:b w:val="0"/>
+          <w:i w:val="0"/>
+          <w:color w:val="7C8894"/>
+          <w:sz w:val="20"/>
+        </w:rPr>
+        <w:t>—</w:t>
+        <w:tab/>
+      </w:r>
+      <w:r>
+        <w:rPr>
+          <w:rFonts w:ascii="Aptos" w:hAnsi="Aptos" w:cs="Aptos" w:eastAsia="Aptos"/>
+          <w:b w:val="0"/>
+          <w:i w:val="0"/>
+          <w:color w:val="2B2B2B"/>
+          <w:sz w:val="20"/>
+        </w:rPr>
+        <w:t xml:space="preserve">A </w:t>
+      </w:r>
+      <w:r>
+        <w:rPr>
+          <w:rFonts w:ascii="Aptos" w:hAnsi="Aptos" w:cs="Aptos" w:eastAsia="Aptos"/>
+          <w:b/>
+          <w:i w:val="0"/>
+          <w:color w:val="2B2B2B"/>
+          <w:sz w:val="20"/>
+        </w:rPr>
+        <w:t>prática administrativa</w:t>
+      </w:r>
+      <w:r>
+        <w:rPr>
+          <w:rFonts w:ascii="Aptos" w:hAnsi="Aptos" w:cs="Aptos" w:eastAsia="Aptos"/>
+          <w:b w:val="0"/>
+          <w:i w:val="0"/>
+          <w:color w:val="2B2B2B"/>
+          <w:sz w:val="20"/>
+        </w:rPr>
+        <w:t xml:space="preserve"> da DGAV e dos municípios não cruza os dois planos.</w:t>
+      </w:r>
+    </w:p>
+    <w:p>
+      <w:pPr>
+        <w:spacing w:before="0" w:after="80" w:line="293" w:lineRule="auto"/>
+        <w:ind w:left="351" w:hanging="351"/>
+        <w:jc w:val="both"/>
+      </w:pPr>
+      <w:r>
+        <w:rPr>
+          <w:rFonts w:ascii="Aptos" w:hAnsi="Aptos" w:cs="Aptos" w:eastAsia="Aptos"/>
+          <w:b w:val="0"/>
+          <w:i w:val="0"/>
+          <w:color w:val="7C8894"/>
+          <w:sz w:val="20"/>
+        </w:rPr>
+        <w:t>—</w:t>
+        <w:tab/>
+      </w:r>
+      <w:r>
+        <w:rPr>
+          <w:rFonts w:ascii="Aptos" w:hAnsi="Aptos" w:cs="Aptos" w:eastAsia="Aptos"/>
+          <w:b w:val="0"/>
+          <w:i w:val="0"/>
+          <w:color w:val="2B2B2B"/>
+          <w:sz w:val="20"/>
+        </w:rPr>
+        <w:t>Nenhuma das decisões lidas fixa, a partir do artigo 3.º, a lotação de um estabelecimento titulado; nenhuma, em sentido inverso, afasta expressamente essa possibilidade.</w:t>
+      </w:r>
+    </w:p>
     <w:tbl>
       <w:tblPr>
         <w:tblW w:type="auto" w:w="0"/>
@@ -4285,7 +4862,7 @@
                 <w:color w:val="2B2B2B"/>
                 <w:sz w:val="20"/>
               </w:rPr>
-              <w:t xml:space="preserve">A interpretação segundo a qual os limites do artigo 3.º do Decreto-Lei n.º 314/2003 não fixam a capacidade dos estabelecimentos de criação encontra apoio convergente em quatro planos: na </w:t>
+              <w:t xml:space="preserve">O que o material demonstra é que o artigo 3.º </w:t>
             </w:r>
             <w:r>
               <w:rPr>
@@ -4295,7 +4872,7 @@
                 <w:color w:val="2B2B2B"/>
                 <w:sz w:val="20"/>
               </w:rPr>
-              <w:t>genealogia</w:t>
+              <w:t>não foi construído nem tem sido aplicado como norma de acesso a atividade</w:t>
             </w:r>
             <w:r>
               <w:rPr>
@@ -4305,67 +4882,7 @@
                 <w:color w:val="2B2B2B"/>
                 <w:sz w:val="20"/>
               </w:rPr>
-              <w:t xml:space="preserve"> da norma, que remonta a 1985 e sempre teve por objeto a permanência de animais em habitações; na </w:t>
-            </w:r>
-            <w:r>
-              <w:rPr>
-                <w:rFonts w:ascii="Aptos" w:hAnsi="Aptos" w:cs="Aptos" w:eastAsia="Aptos"/>
-                <w:b/>
-                <w:i w:val="0"/>
-                <w:color w:val="2B2B2B"/>
-                <w:sz w:val="20"/>
-              </w:rPr>
-              <w:t>jurisprudência constitucional</w:t>
-            </w:r>
-            <w:r>
-              <w:rPr>
-                <w:rFonts w:ascii="Aptos" w:hAnsi="Aptos" w:cs="Aptos" w:eastAsia="Aptos"/>
-                <w:b w:val="0"/>
-                <w:i w:val="0"/>
-                <w:color w:val="2B2B2B"/>
-                <w:sz w:val="20"/>
-              </w:rPr>
-              <w:t xml:space="preserve">, que há quarenta anos a qualifica como polícia sanitária municipal, com uma declaração de inconstitucionalidade com força obrigatória geral; na </w:t>
-            </w:r>
-            <w:r>
-              <w:rPr>
-                <w:rFonts w:ascii="Aptos" w:hAnsi="Aptos" w:cs="Aptos" w:eastAsia="Aptos"/>
-                <w:b/>
-                <w:i w:val="0"/>
-                <w:color w:val="2B2B2B"/>
-                <w:sz w:val="20"/>
-              </w:rPr>
-              <w:t>jurisprudência administrativa e comum</w:t>
-            </w:r>
-            <w:r>
-              <w:rPr>
-                <w:rFonts w:ascii="Aptos" w:hAnsi="Aptos" w:cs="Aptos" w:eastAsia="Aptos"/>
-                <w:b w:val="0"/>
-                <w:i w:val="0"/>
-                <w:color w:val="2B2B2B"/>
-                <w:sz w:val="20"/>
-              </w:rPr>
-              <w:t xml:space="preserve">, que a aplica exclusivamente a situações de detenção doméstica, mesmo perante quarenta e cinco cães, e que remete os estabelecimentos para o licenciamento; e na </w:t>
-            </w:r>
-            <w:r>
-              <w:rPr>
-                <w:rFonts w:ascii="Aptos" w:hAnsi="Aptos" w:cs="Aptos" w:eastAsia="Aptos"/>
-                <w:b/>
-                <w:i w:val="0"/>
-                <w:color w:val="2B2B2B"/>
-                <w:sz w:val="20"/>
-              </w:rPr>
-              <w:t>doutrina</w:t>
-            </w:r>
-            <w:r>
-              <w:rPr>
-                <w:rFonts w:ascii="Aptos" w:hAnsi="Aptos" w:cs="Aptos" w:eastAsia="Aptos"/>
-                <w:b w:val="0"/>
-                <w:i w:val="0"/>
-                <w:color w:val="2B2B2B"/>
-                <w:sz w:val="20"/>
-              </w:rPr>
-              <w:t>, que recusa extrair do preceito qualquer limitação geral. A tudo acresce o dado decisivo de o regime dos alojamentos ter sido aprovado num período em que nenhum limite de detenção vigorava.</w:t>
+              <w:t>. O que não demonstra — porque nenhuma decisão o aborda — é o que sucede a um estabelecimento titulado instalado em prédio urbano com mais de seis animais adultos. Essa questão fica em aberto e é tratada no ponto 5 do anexo de delimitação.</w:t>
             </w:r>
           </w:p>
         </w:tc>
